--- a/ScheduleMaster/507日課表.docx
+++ b/ScheduleMaster/507日課表.docx
@@ -3623,6 +3623,14 @@
                 <w:szCs w:val="26"/>
               </w:rPr>
             </w:pPr>
+            <w:r>
+              <w:rPr>
+                <w:rFonts w:ascii="標楷體" w:eastAsia="標楷體" w:hAnsi="標楷體" w:hint="eastAsia"/>
+                <w:sz w:val="26"/>
+                <w:szCs w:val="26"/>
+              </w:rPr>
+              <w:t>小明</w:t>
+            </w:r>
           </w:p>
         </w:tc>
         <w:tc>
@@ -3684,6 +3692,14 @@
                 <w:szCs w:val="26"/>
               </w:rPr>
             </w:pPr>
+            <w:r>
+              <w:rPr>
+                <w:rFonts w:ascii="標楷體" w:eastAsia="標楷體" w:hAnsi="標楷體" w:hint="eastAsia"/>
+                <w:sz w:val="26"/>
+                <w:szCs w:val="26"/>
+              </w:rPr>
+              <w:t>小楊</w:t>
+            </w:r>
           </w:p>
         </w:tc>
       </w:tr>
@@ -3757,6 +3773,14 @@
                 <w:szCs w:val="26"/>
               </w:rPr>
             </w:pPr>
+            <w:r>
+              <w:rPr>
+                <w:rFonts w:ascii="標楷體" w:eastAsia="標楷體" w:hAnsi="標楷體" w:hint="eastAsia"/>
+                <w:sz w:val="26"/>
+                <w:szCs w:val="26"/>
+              </w:rPr>
+              <w:t>小陳</w:t>
+            </w:r>
           </w:p>
         </w:tc>
         <w:tc>
@@ -3818,6 +3842,14 @@
                 <w:szCs w:val="26"/>
               </w:rPr>
             </w:pPr>
+            <w:r>
+              <w:rPr>
+                <w:rFonts w:ascii="標楷體" w:eastAsia="標楷體" w:hAnsi="標楷體" w:hint="eastAsia"/>
+                <w:sz w:val="26"/>
+                <w:szCs w:val="26"/>
+              </w:rPr>
+              <w:t>小西</w:t>
+            </w:r>
           </w:p>
         </w:tc>
       </w:tr>
@@ -3883,6 +3915,14 @@
                 <w:szCs w:val="26"/>
               </w:rPr>
             </w:pPr>
+            <w:r>
+              <w:rPr>
+                <w:rFonts w:ascii="標楷體" w:eastAsia="標楷體" w:hAnsi="標楷體" w:hint="eastAsia"/>
+                <w:sz w:val="26"/>
+                <w:szCs w:val="26"/>
+              </w:rPr>
+              <w:t>小林</w:t>
+            </w:r>
           </w:p>
         </w:tc>
         <w:tc>
@@ -3943,6 +3983,14 @@
                 <w:szCs w:val="26"/>
               </w:rPr>
             </w:pPr>
+            <w:r>
+              <w:rPr>
+                <w:rFonts w:ascii="標楷體" w:eastAsia="標楷體" w:hAnsi="標楷體" w:hint="eastAsia"/>
+                <w:sz w:val="26"/>
+                <w:szCs w:val="26"/>
+              </w:rPr>
+              <w:t>小北</w:t>
+            </w:r>
           </w:p>
         </w:tc>
       </w:tr>
@@ -4008,6 +4056,14 @@
                 <w:szCs w:val="26"/>
               </w:rPr>
             </w:pPr>
+            <w:r>
+              <w:rPr>
+                <w:rFonts w:ascii="標楷體" w:eastAsia="標楷體" w:hAnsi="標楷體" w:hint="eastAsia"/>
+                <w:sz w:val="26"/>
+                <w:szCs w:val="26"/>
+              </w:rPr>
+              <w:t>小王</w:t>
+            </w:r>
           </w:p>
         </w:tc>
         <w:tc>
@@ -4076,6 +4132,14 @@
                 <w:szCs w:val="26"/>
               </w:rPr>
             </w:pPr>
+            <w:r>
+              <w:rPr>
+                <w:rFonts w:ascii="標楷體" w:eastAsia="標楷體" w:hAnsi="標楷體" w:hint="eastAsia"/>
+                <w:sz w:val="26"/>
+                <w:szCs w:val="26"/>
+              </w:rPr>
+              <w:t>小南</w:t>
+            </w:r>
           </w:p>
         </w:tc>
       </w:tr>
@@ -4141,6 +4205,14 @@
                 <w:szCs w:val="26"/>
               </w:rPr>
             </w:pPr>
+            <w:r>
+              <w:rPr>
+                <w:rFonts w:ascii="標楷體" w:eastAsia="標楷體" w:hAnsi="標楷體" w:hint="eastAsia"/>
+                <w:sz w:val="26"/>
+                <w:szCs w:val="26"/>
+              </w:rPr>
+              <w:t>小東</w:t>
+            </w:r>
           </w:p>
         </w:tc>
         <w:tc>
@@ -4201,6 +4273,14 @@
                 <w:szCs w:val="28"/>
               </w:rPr>
             </w:pPr>
+            <w:r>
+              <w:rPr>
+                <w:rFonts w:ascii="標楷體" w:eastAsia="標楷體" w:hAnsi="標楷體" w:hint="eastAsia"/>
+                <w:sz w:val="28"/>
+                <w:szCs w:val="28"/>
+              </w:rPr>
+              <w:t>小明</w:t>
+            </w:r>
           </w:p>
         </w:tc>
       </w:tr>
